--- a/Case_Tecnico_Arquitetura_e_DevSecOps.docx
+++ b/Case_Tecnico_Arquitetura_e_DevSecOps.docx
@@ -19,7 +19,27 @@
           <w:szCs w:val="24"/>
           <w:lang w:val="pt-BR"/>
         </w:rPr>
-        <w:t>Case Técnico: Avaliação de Conhecimentos em Arquitetura, DevSecOps e Desenvolvimento</w:t>
+        <w:t xml:space="preserve">Case Técnico: Avaliação de Conhecimentos em Arquitetura, </w:t>
+      </w:r>
+      <w:proofErr w:type="spellStart"/>
+      <w:r>
+        <w:rPr>
+          <w:rFonts w:ascii="Vivo Type" w:hAnsi="Vivo Type" w:cs="Vivo Type"/>
+          <w:sz w:val="24"/>
+          <w:szCs w:val="24"/>
+          <w:lang w:val="pt-BR"/>
+        </w:rPr>
+        <w:t>DevSecOps</w:t>
+      </w:r>
+      <w:proofErr w:type="spellEnd"/>
+      <w:r>
+        <w:rPr>
+          <w:rFonts w:ascii="Vivo Type" w:hAnsi="Vivo Type" w:cs="Vivo Type"/>
+          <w:sz w:val="24"/>
+          <w:szCs w:val="24"/>
+          <w:lang w:val="pt-BR"/>
+        </w:rPr>
+        <w:t xml:space="preserve"> e Desenvolvimento</w:t>
       </w:r>
     </w:p>
     <w:p>
@@ -58,7 +78,47 @@
           <w:szCs w:val="24"/>
           <w:lang w:val="pt-BR"/>
         </w:rPr>
-        <w:t>Você foi designado para liderar a evolução de um sistema de faturamento que opera com alta volumetria de dados e integra múltiplos serviços via APIs RESTful e eventos Kafka. O sistema está sendo migrado para uma arquitetura Cloud Native e precisa garantir alta disponibilidade, segurança, rastreabilidade e escalabilidade.</w:t>
+        <w:t xml:space="preserve">Você foi designado para liderar a evolução de um sistema de faturamento que opera com alta volumetria de dados e integra múltiplos serviços via APIs </w:t>
+      </w:r>
+      <w:proofErr w:type="spellStart"/>
+      <w:r>
+        <w:rPr>
+          <w:rFonts w:ascii="Vivo Type" w:hAnsi="Vivo Type" w:cs="Vivo Type"/>
+          <w:sz w:val="24"/>
+          <w:szCs w:val="24"/>
+          <w:lang w:val="pt-BR"/>
+        </w:rPr>
+        <w:t>RESTful</w:t>
+      </w:r>
+      <w:proofErr w:type="spellEnd"/>
+      <w:r>
+        <w:rPr>
+          <w:rFonts w:ascii="Vivo Type" w:hAnsi="Vivo Type" w:cs="Vivo Type"/>
+          <w:sz w:val="24"/>
+          <w:szCs w:val="24"/>
+          <w:lang w:val="pt-BR"/>
+        </w:rPr>
+        <w:t xml:space="preserve"> e eventos Kafka. O sistema está sendo migrado para uma arquitetura Cloud </w:t>
+      </w:r>
+      <w:proofErr w:type="spellStart"/>
+      <w:r>
+        <w:rPr>
+          <w:rFonts w:ascii="Vivo Type" w:hAnsi="Vivo Type" w:cs="Vivo Type"/>
+          <w:sz w:val="24"/>
+          <w:szCs w:val="24"/>
+          <w:lang w:val="pt-BR"/>
+        </w:rPr>
+        <w:t>Native</w:t>
+      </w:r>
+      <w:proofErr w:type="spellEnd"/>
+      <w:r>
+        <w:rPr>
+          <w:rFonts w:ascii="Vivo Type" w:hAnsi="Vivo Type" w:cs="Vivo Type"/>
+          <w:sz w:val="24"/>
+          <w:szCs w:val="24"/>
+          <w:lang w:val="pt-BR"/>
+        </w:rPr>
+        <w:t xml:space="preserve"> e precisa garantir alta disponibilidade, segurança, rastreabilidade e escalabilidade.</w:t>
       </w:r>
     </w:p>
     <w:p>
@@ -137,7 +197,27 @@
           <w:szCs w:val="24"/>
           <w:lang w:val="pt-BR"/>
         </w:rPr>
-        <w:t>2. Integração: Expor os dados conciliados via API RESTful e publicar eventos Kafka para outros sistemas.</w:t>
+        <w:t xml:space="preserve">2. Integração: Expor os dados conciliados via API </w:t>
+      </w:r>
+      <w:proofErr w:type="spellStart"/>
+      <w:r>
+        <w:rPr>
+          <w:rFonts w:ascii="Vivo Type" w:hAnsi="Vivo Type" w:cs="Vivo Type"/>
+          <w:sz w:val="24"/>
+          <w:szCs w:val="24"/>
+          <w:lang w:val="pt-BR"/>
+        </w:rPr>
+        <w:t>RESTful</w:t>
+      </w:r>
+      <w:proofErr w:type="spellEnd"/>
+      <w:r>
+        <w:rPr>
+          <w:rFonts w:ascii="Vivo Type" w:hAnsi="Vivo Type" w:cs="Vivo Type"/>
+          <w:sz w:val="24"/>
+          <w:szCs w:val="24"/>
+          <w:lang w:val="pt-BR"/>
+        </w:rPr>
+        <w:t xml:space="preserve"> e publicar eventos Kafka para outros sistemas.</w:t>
       </w:r>
     </w:p>
     <w:p>
@@ -197,7 +277,47 @@
           <w:szCs w:val="24"/>
           <w:lang w:val="pt-BR"/>
         </w:rPr>
-        <w:t>5. DevSecOps: Automatizar testes, validações de segurança e deploy contínuo em ambiente cloud.</w:t>
+        <w:t xml:space="preserve">5. </w:t>
+      </w:r>
+      <w:proofErr w:type="spellStart"/>
+      <w:r>
+        <w:rPr>
+          <w:rFonts w:ascii="Vivo Type" w:hAnsi="Vivo Type" w:cs="Vivo Type"/>
+          <w:sz w:val="24"/>
+          <w:szCs w:val="24"/>
+          <w:lang w:val="pt-BR"/>
+        </w:rPr>
+        <w:t>DevSecOps</w:t>
+      </w:r>
+      <w:proofErr w:type="spellEnd"/>
+      <w:r>
+        <w:rPr>
+          <w:rFonts w:ascii="Vivo Type" w:hAnsi="Vivo Type" w:cs="Vivo Type"/>
+          <w:sz w:val="24"/>
+          <w:szCs w:val="24"/>
+          <w:lang w:val="pt-BR"/>
+        </w:rPr>
+        <w:t xml:space="preserve">: Automatizar testes, validações de segurança e </w:t>
+      </w:r>
+      <w:proofErr w:type="spellStart"/>
+      <w:r>
+        <w:rPr>
+          <w:rFonts w:ascii="Vivo Type" w:hAnsi="Vivo Type" w:cs="Vivo Type"/>
+          <w:sz w:val="24"/>
+          <w:szCs w:val="24"/>
+          <w:lang w:val="pt-BR"/>
+        </w:rPr>
+        <w:t>deploy</w:t>
+      </w:r>
+      <w:proofErr w:type="spellEnd"/>
+      <w:r>
+        <w:rPr>
+          <w:rFonts w:ascii="Vivo Type" w:hAnsi="Vivo Type" w:cs="Vivo Type"/>
+          <w:sz w:val="24"/>
+          <w:szCs w:val="24"/>
+          <w:lang w:val="pt-BR"/>
+        </w:rPr>
+        <w:t xml:space="preserve"> contínuo em ambiente cloud.</w:t>
       </w:r>
     </w:p>
     <w:p>
@@ -216,7 +336,27 @@
           <w:szCs w:val="24"/>
           <w:lang w:val="pt-BR"/>
         </w:rPr>
-        <w:t>6. Governança de custos: Propor estratégias FinOps para reduzir gastos com cloud.</w:t>
+        <w:t xml:space="preserve">6. Governança de custos: Propor estratégias </w:t>
+      </w:r>
+      <w:proofErr w:type="spellStart"/>
+      <w:r>
+        <w:rPr>
+          <w:rFonts w:ascii="Vivo Type" w:hAnsi="Vivo Type" w:cs="Vivo Type"/>
+          <w:sz w:val="24"/>
+          <w:szCs w:val="24"/>
+          <w:lang w:val="pt-BR"/>
+        </w:rPr>
+        <w:t>FinOps</w:t>
+      </w:r>
+      <w:proofErr w:type="spellEnd"/>
+      <w:r>
+        <w:rPr>
+          <w:rFonts w:ascii="Vivo Type" w:hAnsi="Vivo Type" w:cs="Vivo Type"/>
+          <w:sz w:val="24"/>
+          <w:szCs w:val="24"/>
+          <w:lang w:val="pt-BR"/>
+        </w:rPr>
+        <w:t xml:space="preserve"> para reduzir gastos com cloud.</w:t>
       </w:r>
     </w:p>
     <w:p>
@@ -228,6 +368,7 @@
           <w:szCs w:val="24"/>
         </w:rPr>
       </w:pPr>
+      <w:proofErr w:type="spellStart"/>
       <w:r>
         <w:rPr>
           <w:rFonts w:ascii="Vivo Type" w:hAnsi="Vivo Type" w:cs="Vivo Type"/>
@@ -235,6 +376,173 @@
           <w:szCs w:val="24"/>
         </w:rPr>
         <w:t>Tarefas</w:t>
+      </w:r>
+      <w:proofErr w:type="spellEnd"/>
+    </w:p>
+    <w:p>
+      <w:pPr>
+        <w:pStyle w:val="Commarcadores"/>
+        <w:rPr>
+          <w:rFonts w:ascii="Vivo Type" w:hAnsi="Vivo Type" w:cs="Vivo Type"/>
+          <w:sz w:val="24"/>
+          <w:szCs w:val="24"/>
+        </w:rPr>
+      </w:pPr>
+      <w:r>
+        <w:rPr>
+          <w:rFonts w:ascii="Vivo Type" w:hAnsi="Vivo Type" w:cs="Vivo Type"/>
+          <w:sz w:val="24"/>
+          <w:szCs w:val="24"/>
+        </w:rPr>
+        <w:t xml:space="preserve">1. </w:t>
+      </w:r>
+      <w:proofErr w:type="spellStart"/>
+      <w:r>
+        <w:rPr>
+          <w:rFonts w:ascii="Vivo Type" w:hAnsi="Vivo Type" w:cs="Vivo Type"/>
+          <w:sz w:val="24"/>
+          <w:szCs w:val="24"/>
+        </w:rPr>
+        <w:t>Arquitetura</w:t>
+      </w:r>
+      <w:proofErr w:type="spellEnd"/>
+    </w:p>
+    <w:p>
+      <w:pPr>
+        <w:rPr>
+          <w:rFonts w:ascii="Vivo Type" w:hAnsi="Vivo Type" w:cs="Vivo Type"/>
+          <w:sz w:val="24"/>
+          <w:szCs w:val="24"/>
+          <w:lang w:val="pt-BR"/>
+        </w:rPr>
+      </w:pPr>
+      <w:r>
+        <w:rPr>
+          <w:rFonts w:ascii="Vivo Type" w:hAnsi="Vivo Type" w:cs="Vivo Type"/>
+          <w:sz w:val="24"/>
+          <w:szCs w:val="24"/>
+          <w:lang w:val="pt-BR"/>
+        </w:rPr>
+        <w:t xml:space="preserve">   - </w:t>
+      </w:r>
+      <w:proofErr w:type="gramStart"/>
+      <w:r>
+        <w:rPr>
+          <w:rFonts w:ascii="Vivo Type" w:hAnsi="Vivo Type" w:cs="Vivo Type"/>
+          <w:sz w:val="24"/>
+          <w:szCs w:val="24"/>
+          <w:lang w:val="pt-BR"/>
+        </w:rPr>
+        <w:t>a.</w:t>
+      </w:r>
+      <w:proofErr w:type="gramEnd"/>
+      <w:r>
+        <w:rPr>
+          <w:rFonts w:ascii="Vivo Type" w:hAnsi="Vivo Type" w:cs="Vivo Type"/>
+          <w:sz w:val="24"/>
+          <w:szCs w:val="24"/>
+          <w:lang w:val="pt-BR"/>
+        </w:rPr>
+        <w:t xml:space="preserve"> Desenhe uma arquitetura de referência para essa solução.</w:t>
+      </w:r>
+    </w:p>
+    <w:p>
+      <w:pPr>
+        <w:rPr>
+          <w:rFonts w:ascii="Vivo Type" w:hAnsi="Vivo Type" w:cs="Vivo Type"/>
+          <w:sz w:val="24"/>
+          <w:szCs w:val="24"/>
+          <w:lang w:val="pt-BR"/>
+        </w:rPr>
+      </w:pPr>
+      <w:r>
+        <w:rPr>
+          <w:rFonts w:ascii="Vivo Type" w:hAnsi="Vivo Type" w:cs="Vivo Type"/>
+          <w:sz w:val="24"/>
+          <w:szCs w:val="24"/>
+          <w:lang w:val="pt-BR"/>
+        </w:rPr>
+        <w:t xml:space="preserve">   - </w:t>
+      </w:r>
+      <w:proofErr w:type="gramStart"/>
+      <w:r>
+        <w:rPr>
+          <w:rFonts w:ascii="Vivo Type" w:hAnsi="Vivo Type" w:cs="Vivo Type"/>
+          <w:sz w:val="24"/>
+          <w:szCs w:val="24"/>
+          <w:lang w:val="pt-BR"/>
+        </w:rPr>
+        <w:t>b.</w:t>
+      </w:r>
+      <w:proofErr w:type="gramEnd"/>
+      <w:r>
+        <w:rPr>
+          <w:rFonts w:ascii="Vivo Type" w:hAnsi="Vivo Type" w:cs="Vivo Type"/>
+          <w:sz w:val="24"/>
+          <w:szCs w:val="24"/>
+          <w:lang w:val="pt-BR"/>
+        </w:rPr>
+        <w:t xml:space="preserve"> Justifique suas escolhas de tecnologias e padrões (</w:t>
+      </w:r>
+      <w:proofErr w:type="spellStart"/>
+      <w:r>
+        <w:rPr>
+          <w:rFonts w:ascii="Vivo Type" w:hAnsi="Vivo Type" w:cs="Vivo Type"/>
+          <w:sz w:val="24"/>
+          <w:szCs w:val="24"/>
+          <w:lang w:val="pt-BR"/>
+        </w:rPr>
+        <w:t>ex</w:t>
+      </w:r>
+      <w:proofErr w:type="spellEnd"/>
+      <w:r>
+        <w:rPr>
+          <w:rFonts w:ascii="Vivo Type" w:hAnsi="Vivo Type" w:cs="Vivo Type"/>
+          <w:sz w:val="24"/>
+          <w:szCs w:val="24"/>
+          <w:lang w:val="pt-BR"/>
+        </w:rPr>
+        <w:t xml:space="preserve">: Kafka, Spring Boot, </w:t>
+      </w:r>
+      <w:proofErr w:type="spellStart"/>
+      <w:r>
+        <w:rPr>
+          <w:rFonts w:ascii="Vivo Type" w:hAnsi="Vivo Type" w:cs="Vivo Type"/>
+          <w:sz w:val="24"/>
+          <w:szCs w:val="24"/>
+          <w:lang w:val="pt-BR"/>
+        </w:rPr>
+        <w:t>React</w:t>
+      </w:r>
+      <w:proofErr w:type="spellEnd"/>
+      <w:r>
+        <w:rPr>
+          <w:rFonts w:ascii="Vivo Type" w:hAnsi="Vivo Type" w:cs="Vivo Type"/>
+          <w:sz w:val="24"/>
+          <w:szCs w:val="24"/>
+          <w:lang w:val="pt-BR"/>
+        </w:rPr>
+        <w:t xml:space="preserve">, containers, </w:t>
+      </w:r>
+      <w:proofErr w:type="spellStart"/>
+      <w:r>
+        <w:rPr>
+          <w:rFonts w:ascii="Vivo Type" w:hAnsi="Vivo Type" w:cs="Vivo Type"/>
+          <w:sz w:val="24"/>
+          <w:szCs w:val="24"/>
+          <w:lang w:val="pt-BR"/>
+        </w:rPr>
+        <w:t>etc</w:t>
+      </w:r>
+      <w:proofErr w:type="spellEnd"/>
+      <w:r>
+        <w:rPr>
+          <w:rFonts w:ascii="Vivo Type" w:hAnsi="Vivo Type" w:cs="Vivo Type"/>
+          <w:sz w:val="24"/>
+          <w:szCs w:val="24"/>
+          <w:lang w:val="pt-BR"/>
+        </w:rPr>
+        <w:t>).</w:t>
       </w:r>
     </w:p>
     <w:p>
@@ -252,62 +560,6 @@
           <w:sz w:val="24"/>
           <w:szCs w:val="24"/>
         </w:rPr>
-        <w:t>1. Arquitetura</w:t>
-      </w:r>
-    </w:p>
-    <w:p>
-      <w:pPr>
-        <w:rPr>
-          <w:rFonts w:ascii="Vivo Type" w:hAnsi="Vivo Type" w:cs="Vivo Type"/>
-          <w:sz w:val="24"/>
-          <w:szCs w:val="24"/>
-          <w:lang w:val="pt-BR"/>
-        </w:rPr>
-      </w:pPr>
-      <w:r>
-        <w:rPr>
-          <w:rFonts w:ascii="Vivo Type" w:hAnsi="Vivo Type" w:cs="Vivo Type"/>
-          <w:sz w:val="24"/>
-          <w:szCs w:val="24"/>
-          <w:lang w:val="pt-BR"/>
-        </w:rPr>
-        <w:t xml:space="preserve">   - a. Desenhe uma arquitetura de referência para essa solução.</w:t>
-      </w:r>
-    </w:p>
-    <w:p>
-      <w:pPr>
-        <w:rPr>
-          <w:rFonts w:ascii="Vivo Type" w:hAnsi="Vivo Type" w:cs="Vivo Type"/>
-          <w:sz w:val="24"/>
-          <w:szCs w:val="24"/>
-          <w:lang w:val="pt-BR"/>
-        </w:rPr>
-      </w:pPr>
-      <w:r>
-        <w:rPr>
-          <w:rFonts w:ascii="Vivo Type" w:hAnsi="Vivo Type" w:cs="Vivo Type"/>
-          <w:sz w:val="24"/>
-          <w:szCs w:val="24"/>
-          <w:lang w:val="pt-BR"/>
-        </w:rPr>
-        <w:t xml:space="preserve">   - b. Justifique suas escolhas de tecnologias e padrões (ex: Kafka, Spring Boot, React, containers, etc).</w:t>
-      </w:r>
-    </w:p>
-    <w:p>
-      <w:pPr>
-        <w:pStyle w:val="Commarcadores"/>
-        <w:rPr>
-          <w:rFonts w:ascii="Vivo Type" w:hAnsi="Vivo Type" w:cs="Vivo Type"/>
-          <w:sz w:val="24"/>
-          <w:szCs w:val="24"/>
-        </w:rPr>
-      </w:pPr>
-      <w:r>
-        <w:rPr>
-          <w:rFonts w:ascii="Vivo Type" w:hAnsi="Vivo Type" w:cs="Vivo Type"/>
-          <w:sz w:val="24"/>
-          <w:szCs w:val="24"/>
-        </w:rPr>
         <w:t>2. Código e Testes</w:t>
       </w:r>
     </w:p>
@@ -327,7 +579,47 @@
           <w:szCs w:val="24"/>
           <w:lang w:val="pt-BR"/>
         </w:rPr>
-        <w:t xml:space="preserve">   - a. Escreva um exemplo de código em Java (Spring Boot) que exponha uma API RESTful para consulta de conciliações.</w:t>
+        <w:t xml:space="preserve">   - </w:t>
+      </w:r>
+      <w:proofErr w:type="gramStart"/>
+      <w:r>
+        <w:rPr>
+          <w:rFonts w:ascii="Vivo Type" w:hAnsi="Vivo Type" w:cs="Vivo Type"/>
+          <w:sz w:val="24"/>
+          <w:szCs w:val="24"/>
+          <w:lang w:val="pt-BR"/>
+        </w:rPr>
+        <w:t>a.</w:t>
+      </w:r>
+      <w:proofErr w:type="gramEnd"/>
+      <w:r>
+        <w:rPr>
+          <w:rFonts w:ascii="Vivo Type" w:hAnsi="Vivo Type" w:cs="Vivo Type"/>
+          <w:sz w:val="24"/>
+          <w:szCs w:val="24"/>
+          <w:lang w:val="pt-BR"/>
+        </w:rPr>
+        <w:t xml:space="preserve"> Escreva um exemplo de código em Java (Spring Boot) que exponha uma API </w:t>
+      </w:r>
+      <w:proofErr w:type="spellStart"/>
+      <w:r>
+        <w:rPr>
+          <w:rFonts w:ascii="Vivo Type" w:hAnsi="Vivo Type" w:cs="Vivo Type"/>
+          <w:sz w:val="24"/>
+          <w:szCs w:val="24"/>
+          <w:lang w:val="pt-BR"/>
+        </w:rPr>
+        <w:t>RESTful</w:t>
+      </w:r>
+      <w:proofErr w:type="spellEnd"/>
+      <w:r>
+        <w:rPr>
+          <w:rFonts w:ascii="Vivo Type" w:hAnsi="Vivo Type" w:cs="Vivo Type"/>
+          <w:sz w:val="24"/>
+          <w:szCs w:val="24"/>
+          <w:lang w:val="pt-BR"/>
+        </w:rPr>
+        <w:t xml:space="preserve"> para consulta de conciliações.</w:t>
       </w:r>
     </w:p>
     <w:p>
@@ -346,7 +638,67 @@
           <w:szCs w:val="24"/>
           <w:lang w:val="pt-BR"/>
         </w:rPr>
-        <w:t xml:space="preserve">   - b. Escreva um teste automatizado para essa API usando JUnit e Mockito.</w:t>
+        <w:t xml:space="preserve">   - </w:t>
+      </w:r>
+      <w:proofErr w:type="gramStart"/>
+      <w:r>
+        <w:rPr>
+          <w:rFonts w:ascii="Vivo Type" w:hAnsi="Vivo Type" w:cs="Vivo Type"/>
+          <w:sz w:val="24"/>
+          <w:szCs w:val="24"/>
+          <w:lang w:val="pt-BR"/>
+        </w:rPr>
+        <w:t>b.</w:t>
+      </w:r>
+      <w:proofErr w:type="gramEnd"/>
+      <w:r>
+        <w:rPr>
+          <w:rFonts w:ascii="Vivo Type" w:hAnsi="Vivo Type" w:cs="Vivo Type"/>
+          <w:sz w:val="24"/>
+          <w:szCs w:val="24"/>
+          <w:lang w:val="pt-BR"/>
+        </w:rPr>
+        <w:t xml:space="preserve"> Escreva um teste automatizado para essa API usando </w:t>
+      </w:r>
+      <w:proofErr w:type="spellStart"/>
+      <w:r>
+        <w:rPr>
+          <w:rFonts w:ascii="Vivo Type" w:hAnsi="Vivo Type" w:cs="Vivo Type"/>
+          <w:sz w:val="24"/>
+          <w:szCs w:val="24"/>
+          <w:lang w:val="pt-BR"/>
+        </w:rPr>
+        <w:t>JUnit</w:t>
+      </w:r>
+      <w:proofErr w:type="spellEnd"/>
+      <w:r>
+        <w:rPr>
+          <w:rFonts w:ascii="Vivo Type" w:hAnsi="Vivo Type" w:cs="Vivo Type"/>
+          <w:sz w:val="24"/>
+          <w:szCs w:val="24"/>
+          <w:lang w:val="pt-BR"/>
+        </w:rPr>
+        <w:t xml:space="preserve"> e </w:t>
+      </w:r>
+      <w:proofErr w:type="spellStart"/>
+      <w:r>
+        <w:rPr>
+          <w:rFonts w:ascii="Vivo Type" w:hAnsi="Vivo Type" w:cs="Vivo Type"/>
+          <w:sz w:val="24"/>
+          <w:szCs w:val="24"/>
+          <w:lang w:val="pt-BR"/>
+        </w:rPr>
+        <w:t>Mockito</w:t>
+      </w:r>
+      <w:proofErr w:type="spellEnd"/>
+      <w:r>
+        <w:rPr>
+          <w:rFonts w:ascii="Vivo Type" w:hAnsi="Vivo Type" w:cs="Vivo Type"/>
+          <w:sz w:val="24"/>
+          <w:szCs w:val="24"/>
+          <w:lang w:val="pt-BR"/>
+        </w:rPr>
+        <w:t>.</w:t>
       </w:r>
     </w:p>
     <w:p>
@@ -365,7 +717,47 @@
           <w:szCs w:val="24"/>
           <w:lang w:val="pt-BR"/>
         </w:rPr>
-        <w:t xml:space="preserve">   - c. Demonstre como aplicar princípios de clean code e testes de unidade.</w:t>
+        <w:t xml:space="preserve">   - </w:t>
+      </w:r>
+      <w:proofErr w:type="gramStart"/>
+      <w:r>
+        <w:rPr>
+          <w:rFonts w:ascii="Vivo Type" w:hAnsi="Vivo Type" w:cs="Vivo Type"/>
+          <w:sz w:val="24"/>
+          <w:szCs w:val="24"/>
+          <w:lang w:val="pt-BR"/>
+        </w:rPr>
+        <w:t>c.</w:t>
+      </w:r>
+      <w:proofErr w:type="gramEnd"/>
+      <w:r>
+        <w:rPr>
+          <w:rFonts w:ascii="Vivo Type" w:hAnsi="Vivo Type" w:cs="Vivo Type"/>
+          <w:sz w:val="24"/>
+          <w:szCs w:val="24"/>
+          <w:lang w:val="pt-BR"/>
+        </w:rPr>
+        <w:t xml:space="preserve"> Demonstre como aplicar princípios de clean </w:t>
+      </w:r>
+      <w:proofErr w:type="spellStart"/>
+      <w:r>
+        <w:rPr>
+          <w:rFonts w:ascii="Vivo Type" w:hAnsi="Vivo Type" w:cs="Vivo Type"/>
+          <w:sz w:val="24"/>
+          <w:szCs w:val="24"/>
+          <w:lang w:val="pt-BR"/>
+        </w:rPr>
+        <w:t>code</w:t>
+      </w:r>
+      <w:proofErr w:type="spellEnd"/>
+      <w:r>
+        <w:rPr>
+          <w:rFonts w:ascii="Vivo Type" w:hAnsi="Vivo Type" w:cs="Vivo Type"/>
+          <w:sz w:val="24"/>
+          <w:szCs w:val="24"/>
+          <w:lang w:val="pt-BR"/>
+        </w:rPr>
+        <w:t xml:space="preserve"> e testes de unidade.</w:t>
       </w:r>
     </w:p>
     <w:p>
@@ -394,7 +786,74 @@
           <w:szCs w:val="24"/>
         </w:rPr>
         <w:lastRenderedPageBreak/>
-        <w:t>3. Segurança e DevSecOps</w:t>
+        <w:t xml:space="preserve">3. </w:t>
+      </w:r>
+      <w:proofErr w:type="spellStart"/>
+      <w:r>
+        <w:rPr>
+          <w:rFonts w:ascii="Vivo Type" w:hAnsi="Vivo Type" w:cs="Vivo Type"/>
+          <w:sz w:val="24"/>
+          <w:szCs w:val="24"/>
+        </w:rPr>
+        <w:t>Segurança</w:t>
+      </w:r>
+      <w:proofErr w:type="spellEnd"/>
+      <w:r>
+        <w:rPr>
+          <w:rFonts w:ascii="Vivo Type" w:hAnsi="Vivo Type" w:cs="Vivo Type"/>
+          <w:sz w:val="24"/>
+          <w:szCs w:val="24"/>
+        </w:rPr>
+        <w:t xml:space="preserve"> e </w:t>
+      </w:r>
+      <w:proofErr w:type="spellStart"/>
+      <w:r>
+        <w:rPr>
+          <w:rFonts w:ascii="Vivo Type" w:hAnsi="Vivo Type" w:cs="Vivo Type"/>
+          <w:sz w:val="24"/>
+          <w:szCs w:val="24"/>
+        </w:rPr>
+        <w:t>DevSecOps</w:t>
+      </w:r>
+      <w:proofErr w:type="spellEnd"/>
+    </w:p>
+    <w:p>
+      <w:pPr>
+        <w:rPr>
+          <w:rFonts w:ascii="Vivo Type" w:hAnsi="Vivo Type" w:cs="Vivo Type"/>
+          <w:sz w:val="24"/>
+          <w:szCs w:val="24"/>
+          <w:lang w:val="pt-BR"/>
+        </w:rPr>
+      </w:pPr>
+      <w:r>
+        <w:rPr>
+          <w:rFonts w:ascii="Vivo Type" w:hAnsi="Vivo Type" w:cs="Vivo Type"/>
+          <w:sz w:val="24"/>
+          <w:szCs w:val="24"/>
+          <w:lang w:val="pt-BR"/>
+        </w:rPr>
+        <w:t xml:space="preserve">   - </w:t>
+      </w:r>
+      <w:proofErr w:type="gramStart"/>
+      <w:r>
+        <w:rPr>
+          <w:rFonts w:ascii="Vivo Type" w:hAnsi="Vivo Type" w:cs="Vivo Type"/>
+          <w:sz w:val="24"/>
+          <w:szCs w:val="24"/>
+          <w:lang w:val="pt-BR"/>
+        </w:rPr>
+        <w:t>a.</w:t>
+      </w:r>
+      <w:proofErr w:type="gramEnd"/>
+      <w:r>
+        <w:rPr>
+          <w:rFonts w:ascii="Vivo Type" w:hAnsi="Vivo Type" w:cs="Vivo Type"/>
+          <w:sz w:val="24"/>
+          <w:szCs w:val="24"/>
+          <w:lang w:val="pt-BR"/>
+        </w:rPr>
+        <w:t xml:space="preserve"> Liste práticas de segurança que você aplicaria na API e no pipeline de CI/CD.</w:t>
       </w:r>
     </w:p>
     <w:p>
@@ -413,18 +872,19 @@
           <w:szCs w:val="24"/>
           <w:lang w:val="pt-BR"/>
         </w:rPr>
-        <w:t xml:space="preserve">   - a. Liste práticas de segurança que você aplicaria na API e no pipeline de CI/CD.</w:t>
+        <w:t xml:space="preserve">   - </w:t>
       </w:r>
-    </w:p>
-    <w:p>
-      <w:pPr>
+      <w:proofErr w:type="gramStart"/>
+      <w:r>
         <w:rPr>
           <w:rFonts w:ascii="Vivo Type" w:hAnsi="Vivo Type" w:cs="Vivo Type"/>
           <w:sz w:val="24"/>
           <w:szCs w:val="24"/>
           <w:lang w:val="pt-BR"/>
         </w:rPr>
-      </w:pPr>
+        <w:t>b.</w:t>
+      </w:r>
+      <w:proofErr w:type="gramEnd"/>
       <w:r>
         <w:rPr>
           <w:rFonts w:ascii="Vivo Type" w:hAnsi="Vivo Type" w:cs="Vivo Type"/>
@@ -432,7 +892,7 @@
           <w:szCs w:val="24"/>
           <w:lang w:val="pt-BR"/>
         </w:rPr>
-        <w:t xml:space="preserve">   - b. Proponha uma estratégia de automação de testes de segurança.</w:t>
+        <w:t xml:space="preserve"> Proponha uma estratégia de automação de testes de segurança.</w:t>
       </w:r>
     </w:p>
     <w:p>
@@ -460,7 +920,56 @@
           <w:sz w:val="24"/>
           <w:szCs w:val="24"/>
         </w:rPr>
-        <w:t>4. FinOps e Observabilidade</w:t>
+        <w:t xml:space="preserve">4. FinOps e </w:t>
+      </w:r>
+      <w:proofErr w:type="spellStart"/>
+      <w:r>
+        <w:rPr>
+          <w:rFonts w:ascii="Vivo Type" w:hAnsi="Vivo Type" w:cs="Vivo Type"/>
+          <w:sz w:val="24"/>
+          <w:szCs w:val="24"/>
+        </w:rPr>
+        <w:t>Observabilidade</w:t>
+      </w:r>
+      <w:proofErr w:type="spellEnd"/>
+    </w:p>
+    <w:p>
+      <w:pPr>
+        <w:rPr>
+          <w:rFonts w:ascii="Vivo Type" w:hAnsi="Vivo Type" w:cs="Vivo Type"/>
+          <w:sz w:val="24"/>
+          <w:szCs w:val="24"/>
+          <w:lang w:val="pt-BR"/>
+        </w:rPr>
+      </w:pPr>
+      <w:r>
+        <w:rPr>
+          <w:rFonts w:ascii="Vivo Type" w:hAnsi="Vivo Type" w:cs="Vivo Type"/>
+          <w:sz w:val="24"/>
+          <w:szCs w:val="24"/>
+          <w:lang w:val="pt-BR"/>
+        </w:rPr>
+        <w:t xml:space="preserve">   - </w:t>
+      </w:r>
+      <w:proofErr w:type="gramStart"/>
+      <w:r>
+        <w:rPr>
+          <w:rFonts w:ascii="Vivo Type" w:hAnsi="Vivo Type" w:cs="Vivo Type"/>
+          <w:sz w:val="24"/>
+          <w:szCs w:val="24"/>
+          <w:lang w:val="pt-BR"/>
+        </w:rPr>
+        <w:t>a.</w:t>
+      </w:r>
+      <w:proofErr w:type="gramEnd"/>
+      <w:r>
+        <w:rPr>
+          <w:rFonts w:ascii="Vivo Type" w:hAnsi="Vivo Type" w:cs="Vivo Type"/>
+          <w:sz w:val="24"/>
+          <w:szCs w:val="24"/>
+          <w:lang w:val="pt-BR"/>
+        </w:rPr>
+        <w:t xml:space="preserve"> Sugira formas de monitorar e otimizar o uso de recursos em cloud.</w:t>
       </w:r>
     </w:p>
     <w:p>
@@ -479,18 +988,19 @@
           <w:szCs w:val="24"/>
           <w:lang w:val="pt-BR"/>
         </w:rPr>
-        <w:t xml:space="preserve">   - a. Sugira formas de monitorar e otimizar o uso de recursos em cloud.</w:t>
+        <w:t xml:space="preserve">   - </w:t>
       </w:r>
-    </w:p>
-    <w:p>
-      <w:pPr>
+      <w:proofErr w:type="gramStart"/>
+      <w:r>
         <w:rPr>
           <w:rFonts w:ascii="Vivo Type" w:hAnsi="Vivo Type" w:cs="Vivo Type"/>
           <w:sz w:val="24"/>
           <w:szCs w:val="24"/>
           <w:lang w:val="pt-BR"/>
         </w:rPr>
-      </w:pPr>
+        <w:t>b.</w:t>
+      </w:r>
+      <w:proofErr w:type="gramEnd"/>
       <w:r>
         <w:rPr>
           <w:rFonts w:ascii="Vivo Type" w:hAnsi="Vivo Type" w:cs="Vivo Type"/>
@@ -498,7 +1008,7 @@
           <w:szCs w:val="24"/>
           <w:lang w:val="pt-BR"/>
         </w:rPr>
-        <w:t xml:space="preserve">   - b. Como você aplicaria IA para detectar padrões de fraude ou anomalias?</w:t>
+        <w:t xml:space="preserve"> Como você aplicaria IA para detectar padrões de fraude ou anomalias?</w:t>
       </w:r>
     </w:p>
     <w:p>
@@ -526,7 +1036,43 @@
           <w:sz w:val="24"/>
           <w:szCs w:val="24"/>
         </w:rPr>
-        <w:t>5. Colaboração e Liderança Técnica</w:t>
+        <w:t xml:space="preserve">5. </w:t>
+      </w:r>
+      <w:proofErr w:type="spellStart"/>
+      <w:r>
+        <w:rPr>
+          <w:rFonts w:ascii="Vivo Type" w:hAnsi="Vivo Type" w:cs="Vivo Type"/>
+          <w:sz w:val="24"/>
+          <w:szCs w:val="24"/>
+        </w:rPr>
+        <w:t>Colaboração</w:t>
+      </w:r>
+      <w:proofErr w:type="spellEnd"/>
+      <w:r>
+        <w:rPr>
+          <w:rFonts w:ascii="Vivo Type" w:hAnsi="Vivo Type" w:cs="Vivo Type"/>
+          <w:sz w:val="24"/>
+          <w:szCs w:val="24"/>
+        </w:rPr>
+        <w:t xml:space="preserve"> e </w:t>
+      </w:r>
+      <w:proofErr w:type="spellStart"/>
+      <w:r>
+        <w:rPr>
+          <w:rFonts w:ascii="Vivo Type" w:hAnsi="Vivo Type" w:cs="Vivo Type"/>
+          <w:sz w:val="24"/>
+          <w:szCs w:val="24"/>
+        </w:rPr>
+        <w:t>Liderança</w:t>
+      </w:r>
+      <w:proofErr w:type="spellEnd"/>
+      <w:r>
+        <w:rPr>
+          <w:rFonts w:ascii="Vivo Type" w:hAnsi="Vivo Type" w:cs="Vivo Type"/>
+          <w:sz w:val="24"/>
+          <w:szCs w:val="24"/>
+        </w:rPr>
+        <w:t xml:space="preserve"> Técnica</w:t>
       </w:r>
     </w:p>
     <w:p>
@@ -545,7 +1091,47 @@
           <w:szCs w:val="24"/>
           <w:lang w:val="pt-BR"/>
         </w:rPr>
-        <w:t xml:space="preserve">   - a. Como você conduziria uma PoC com o time para validar essa solução?</w:t>
+        <w:t xml:space="preserve">   - </w:t>
+      </w:r>
+      <w:proofErr w:type="gramStart"/>
+      <w:r>
+        <w:rPr>
+          <w:rFonts w:ascii="Vivo Type" w:hAnsi="Vivo Type" w:cs="Vivo Type"/>
+          <w:sz w:val="24"/>
+          <w:szCs w:val="24"/>
+          <w:lang w:val="pt-BR"/>
+        </w:rPr>
+        <w:t>a.</w:t>
+      </w:r>
+      <w:proofErr w:type="gramEnd"/>
+      <w:r>
+        <w:rPr>
+          <w:rFonts w:ascii="Vivo Type" w:hAnsi="Vivo Type" w:cs="Vivo Type"/>
+          <w:sz w:val="24"/>
+          <w:szCs w:val="24"/>
+          <w:lang w:val="pt-BR"/>
+        </w:rPr>
+        <w:t xml:space="preserve"> Como você conduziria uma </w:t>
+      </w:r>
+      <w:proofErr w:type="spellStart"/>
+      <w:r>
+        <w:rPr>
+          <w:rFonts w:ascii="Vivo Type" w:hAnsi="Vivo Type" w:cs="Vivo Type"/>
+          <w:sz w:val="24"/>
+          <w:szCs w:val="24"/>
+          <w:lang w:val="pt-BR"/>
+        </w:rPr>
+        <w:t>PoC</w:t>
+      </w:r>
+      <w:proofErr w:type="spellEnd"/>
+      <w:r>
+        <w:rPr>
+          <w:rFonts w:ascii="Vivo Type" w:hAnsi="Vivo Type" w:cs="Vivo Type"/>
+          <w:sz w:val="24"/>
+          <w:szCs w:val="24"/>
+          <w:lang w:val="pt-BR"/>
+        </w:rPr>
+        <w:t xml:space="preserve"> com o time para validar essa solução?</w:t>
       </w:r>
     </w:p>
     <w:p>
@@ -564,7 +1150,47 @@
           <w:szCs w:val="24"/>
           <w:lang w:val="pt-BR"/>
         </w:rPr>
-        <w:t xml:space="preserve">   - b. Como garantiria alinhamento técnico entre squads?</w:t>
+        <w:t xml:space="preserve">   - </w:t>
+      </w:r>
+      <w:proofErr w:type="gramStart"/>
+      <w:r>
+        <w:rPr>
+          <w:rFonts w:ascii="Vivo Type" w:hAnsi="Vivo Type" w:cs="Vivo Type"/>
+          <w:sz w:val="24"/>
+          <w:szCs w:val="24"/>
+          <w:lang w:val="pt-BR"/>
+        </w:rPr>
+        <w:t>b.</w:t>
+      </w:r>
+      <w:proofErr w:type="gramEnd"/>
+      <w:r>
+        <w:rPr>
+          <w:rFonts w:ascii="Vivo Type" w:hAnsi="Vivo Type" w:cs="Vivo Type"/>
+          <w:sz w:val="24"/>
+          <w:szCs w:val="24"/>
+          <w:lang w:val="pt-BR"/>
+        </w:rPr>
+        <w:t xml:space="preserve"> Como garantiria alinhamento técnico entre </w:t>
+      </w:r>
+      <w:proofErr w:type="spellStart"/>
+      <w:r>
+        <w:rPr>
+          <w:rFonts w:ascii="Vivo Type" w:hAnsi="Vivo Type" w:cs="Vivo Type"/>
+          <w:sz w:val="24"/>
+          <w:szCs w:val="24"/>
+          <w:lang w:val="pt-BR"/>
+        </w:rPr>
+        <w:t>squads</w:t>
+      </w:r>
+      <w:proofErr w:type="spellEnd"/>
+      <w:r>
+        <w:rPr>
+          <w:rFonts w:ascii="Vivo Type" w:hAnsi="Vivo Type" w:cs="Vivo Type"/>
+          <w:sz w:val="24"/>
+          <w:szCs w:val="24"/>
+          <w:lang w:val="pt-BR"/>
+        </w:rPr>
+        <w:t>?</w:t>
       </w:r>
     </w:p>
     <w:p>
@@ -576,14 +1202,34 @@
           <w:szCs w:val="24"/>
         </w:rPr>
       </w:pPr>
+      <w:proofErr w:type="spellStart"/>
       <w:r>
         <w:rPr>
           <w:rFonts w:ascii="Vivo Type" w:hAnsi="Vivo Type" w:cs="Vivo Type"/>
           <w:sz w:val="24"/>
           <w:szCs w:val="24"/>
         </w:rPr>
-        <w:t>Critérios de Avaliação</w:t>
+        <w:t>Critérios</w:t>
       </w:r>
+      <w:proofErr w:type="spellEnd"/>
+      <w:r>
+        <w:rPr>
+          <w:rFonts w:ascii="Vivo Type" w:hAnsi="Vivo Type" w:cs="Vivo Type"/>
+          <w:sz w:val="24"/>
+          <w:szCs w:val="24"/>
+        </w:rPr>
+        <w:t xml:space="preserve"> de </w:t>
+      </w:r>
+      <w:proofErr w:type="spellStart"/>
+      <w:r>
+        <w:rPr>
+          <w:rFonts w:ascii="Vivo Type" w:hAnsi="Vivo Type" w:cs="Vivo Type"/>
+          <w:sz w:val="24"/>
+          <w:szCs w:val="24"/>
+        </w:rPr>
+        <w:t>Avaliação</w:t>
+      </w:r>
+      <w:proofErr w:type="spellEnd"/>
     </w:p>
     <w:p>
       <w:pPr>
@@ -593,6 +1239,7 @@
           <w:szCs w:val="24"/>
         </w:rPr>
       </w:pPr>
+      <w:proofErr w:type="spellStart"/>
       <w:r>
         <w:rPr>
           <w:rFonts w:ascii="Vivo Type" w:hAnsi="Vivo Type" w:cs="Vivo Type"/>
@@ -601,6 +1248,7 @@
         </w:rPr>
         <w:t>Arquitetura</w:t>
       </w:r>
+      <w:proofErr w:type="spellEnd"/>
     </w:p>
     <w:p>
       <w:pPr>
@@ -716,7 +1364,27 @@
           <w:szCs w:val="24"/>
           <w:lang w:val="pt-BR"/>
         </w:rPr>
-        <w:t>- Aplicação de boas práticas de clean code.</w:t>
+        <w:t xml:space="preserve">- Aplicação de boas práticas de clean </w:t>
+      </w:r>
+      <w:proofErr w:type="spellStart"/>
+      <w:r>
+        <w:rPr>
+          <w:rFonts w:ascii="Vivo Type" w:hAnsi="Vivo Type" w:cs="Vivo Type"/>
+          <w:sz w:val="24"/>
+          <w:szCs w:val="24"/>
+          <w:lang w:val="pt-BR"/>
+        </w:rPr>
+        <w:t>code</w:t>
+      </w:r>
+      <w:proofErr w:type="spellEnd"/>
+      <w:r>
+        <w:rPr>
+          <w:rFonts w:ascii="Vivo Type" w:hAnsi="Vivo Type" w:cs="Vivo Type"/>
+          <w:sz w:val="24"/>
+          <w:szCs w:val="24"/>
+          <w:lang w:val="pt-BR"/>
+        </w:rPr>
+        <w:t>.</w:t>
       </w:r>
     </w:p>
     <w:p>
@@ -747,14 +1415,34 @@
           <w:szCs w:val="24"/>
         </w:rPr>
       </w:pPr>
+      <w:proofErr w:type="spellStart"/>
       <w:r>
         <w:rPr>
           <w:rFonts w:ascii="Vivo Type" w:hAnsi="Vivo Type" w:cs="Vivo Type"/>
           <w:sz w:val="24"/>
           <w:szCs w:val="24"/>
         </w:rPr>
-        <w:t>Segurança e DevSecOps</w:t>
+        <w:t>Segurança</w:t>
       </w:r>
+      <w:proofErr w:type="spellEnd"/>
+      <w:r>
+        <w:rPr>
+          <w:rFonts w:ascii="Vivo Type" w:hAnsi="Vivo Type" w:cs="Vivo Type"/>
+          <w:sz w:val="24"/>
+          <w:szCs w:val="24"/>
+        </w:rPr>
+        <w:t xml:space="preserve"> e </w:t>
+      </w:r>
+      <w:proofErr w:type="spellStart"/>
+      <w:r>
+        <w:rPr>
+          <w:rFonts w:ascii="Vivo Type" w:hAnsi="Vivo Type" w:cs="Vivo Type"/>
+          <w:sz w:val="24"/>
+          <w:szCs w:val="24"/>
+        </w:rPr>
+        <w:t>DevSecOps</w:t>
+      </w:r>
+      <w:proofErr w:type="spellEnd"/>
     </w:p>
     <w:p>
       <w:pPr>
@@ -810,8 +1498,18 @@
           <w:sz w:val="24"/>
           <w:szCs w:val="24"/>
         </w:rPr>
-        <w:t>FinOps e Observabilidade</w:t>
+        <w:t xml:space="preserve">FinOps e </w:t>
       </w:r>
+      <w:proofErr w:type="spellStart"/>
+      <w:r>
+        <w:rPr>
+          <w:rFonts w:ascii="Vivo Type" w:hAnsi="Vivo Type" w:cs="Vivo Type"/>
+          <w:sz w:val="24"/>
+          <w:szCs w:val="24"/>
+        </w:rPr>
+        <w:t>Observabilidade</w:t>
+      </w:r>
+      <w:proofErr w:type="spellEnd"/>
     </w:p>
     <w:p>
       <w:pPr>
@@ -861,13 +1559,41 @@
           <w:szCs w:val="24"/>
         </w:rPr>
       </w:pPr>
+      <w:proofErr w:type="spellStart"/>
       <w:r>
         <w:rPr>
           <w:rFonts w:ascii="Vivo Type" w:hAnsi="Vivo Type" w:cs="Vivo Type"/>
           <w:sz w:val="24"/>
           <w:szCs w:val="24"/>
         </w:rPr>
-        <w:t>Colaboração e Liderança Técnica</w:t>
+        <w:t>Colaboração</w:t>
+      </w:r>
+      <w:proofErr w:type="spellEnd"/>
+      <w:r>
+        <w:rPr>
+          <w:rFonts w:ascii="Vivo Type" w:hAnsi="Vivo Type" w:cs="Vivo Type"/>
+          <w:sz w:val="24"/>
+          <w:szCs w:val="24"/>
+        </w:rPr>
+        <w:t xml:space="preserve"> e </w:t>
+      </w:r>
+      <w:proofErr w:type="spellStart"/>
+      <w:r>
+        <w:rPr>
+          <w:rFonts w:ascii="Vivo Type" w:hAnsi="Vivo Type" w:cs="Vivo Type"/>
+          <w:sz w:val="24"/>
+          <w:szCs w:val="24"/>
+        </w:rPr>
+        <w:t>Liderança</w:t>
+      </w:r>
+      <w:proofErr w:type="spellEnd"/>
+      <w:r>
+        <w:rPr>
+          <w:rFonts w:ascii="Vivo Type" w:hAnsi="Vivo Type" w:cs="Vivo Type"/>
+          <w:sz w:val="24"/>
+          <w:szCs w:val="24"/>
+        </w:rPr>
+        <w:t xml:space="preserve"> Técnica</w:t>
       </w:r>
     </w:p>
     <w:p>
@@ -888,7 +1614,27 @@
           <w:lang w:val="pt-BR"/>
         </w:rPr>
         <w:lastRenderedPageBreak/>
-        <w:t>- Clareza na condução de PoCs e validação técnica.</w:t>
+        <w:t xml:space="preserve">- Clareza na condução de </w:t>
+      </w:r>
+      <w:proofErr w:type="spellStart"/>
+      <w:r>
+        <w:rPr>
+          <w:rFonts w:ascii="Vivo Type" w:hAnsi="Vivo Type" w:cs="Vivo Type"/>
+          <w:sz w:val="24"/>
+          <w:szCs w:val="24"/>
+          <w:lang w:val="pt-BR"/>
+        </w:rPr>
+        <w:t>PoCs</w:t>
+      </w:r>
+      <w:proofErr w:type="spellEnd"/>
+      <w:r>
+        <w:rPr>
+          <w:rFonts w:ascii="Vivo Type" w:hAnsi="Vivo Type" w:cs="Vivo Type"/>
+          <w:sz w:val="24"/>
+          <w:szCs w:val="24"/>
+          <w:lang w:val="pt-BR"/>
+        </w:rPr>
+        <w:t xml:space="preserve"> e validação técnica.</w:t>
       </w:r>
     </w:p>
     <w:p>
@@ -918,13 +1664,26 @@
         <w:rPr>
           <w:lang w:val="pt-BR"/>
         </w:rPr>
-        <w:t>antir alinhamento entre squads e disseminação de conhecimento.</w:t>
+        <w:t xml:space="preserve">antir alinhamento entre </w:t>
+      </w:r>
+      <w:proofErr w:type="spellStart"/>
+      <w:r>
+        <w:rPr>
+          <w:lang w:val="pt-BR"/>
+        </w:rPr>
+        <w:t>squads</w:t>
+      </w:r>
+      <w:proofErr w:type="spellEnd"/>
+      <w:r>
+        <w:rPr>
+          <w:lang w:val="pt-BR"/>
+        </w:rPr>
+        <w:t xml:space="preserve"> e disseminação de conhecimento.</w:t>
       </w:r>
     </w:p>
     <w:sectPr>
       <w:footerReference w:type="even" r:id="rId8"/>
-      <w:footerReference w:type="default" r:id="rId9"/>
-      <w:footerReference w:type="first" r:id="rId10"/>
+      <w:footerReference w:type="first" r:id="rId9"/>
       <w:pgSz w:w="12240" w:h="15840"/>
       <w:pgMar w:top="1134" w:right="1134" w:bottom="1134" w:left="1134" w:header="720" w:footer="720" w:gutter="0"/>
       <w:cols w:space="720"/>
@@ -1088,7 +1847,6 @@
               <v:path gradientshapeok="t" o:connecttype="rect"/>
             </v:shapetype>
             <v:shape id="Caixa de Texto 2" o:spid="_x0000_s1026" type="#_x0000_t202" alt="*** Clasificado CORPORATIVO por TELEFÓNICA. *** Classified CORPORATE by TELEFÓNICA.&#10;*** Classificado como CORPORATIVO pela TELEFÓNICA. *** Von TELEFÓNICA als UNTERNEHMENSINTERN eingestuft." style="position:absolute;margin-left:0;margin-top:0;width:327.9pt;height:31.85pt;z-index:251658240;visibility:visible;mso-wrap-style:none;mso-wrap-distance-left:0;mso-wrap-distance-top:0;mso-wrap-distance-right:0;mso-wrap-distance-bottom:0;mso-position-horizontal:left;mso-position-horizontal-relative:page;mso-position-vertical:bottom;mso-position-vertical-relative:page;v-text-anchor:bottom" o:gfxdata="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" filled="f" stroked="f">
-              <v:fill o:detectmouseclick="t"/>
               <v:textbox style="mso-fit-shape-to-text:t" inset="20pt,0,0,15pt">
                 <w:txbxContent>
                   <w:p>
@@ -1161,207 +1919,6 @@
 </file>
 
 <file path=word/footer2.xml><?xml version="1.0" encoding="utf-8"?>
-<w:ftr xmlns:wpc="http://schemas.microsoft.com/office/word/2010/wordprocessingCanvas" xmlns:cx="http://schemas.microsoft.com/office/drawing/2014/chartex" xmlns:cx1="http://schemas.microsoft.com/office/drawing/2015/9/8/chartex" xmlns:cx2="http://schemas.microsoft.com/office/drawing/2015/10/21/chartex" xmlns:cx3="http://schemas.microsoft.com/office/drawing/2016/5/9/chartex" xmlns:cx4="http://schemas.microsoft.com/office/drawing/2016/5/10/chartex" xmlns:cx5="http://schemas.microsoft.com/office/drawing/2016/5/11/chartex" xmlns:cx6="http://schemas.microsoft.com/office/drawing/2016/5/12/chartex" xmlns:cx7="http://schemas.microsoft.com/office/drawing/2016/5/13/chartex" xmlns:cx8="http://schemas.microsoft.com/office/drawing/2016/5/14/chartex" xmlns:mc="http://schemas.openxmlformats.org/markup-compatibility/2006" xmlns:aink="http://schemas.microsoft.com/office/drawing/2016/ink" xmlns:am3d="http://schemas.microsoft.com/office/drawing/2017/model3d" xmlns:o="urn:schemas-microsoft-com:office:office" xmlns:oel="http://schemas.microsoft.com/office/2019/extlst" xmlns:r="http://schemas.openxmlformats.org/officeDocument/2006/relationships" xmlns:m="http://schemas.openxmlformats.org/officeDocument/2006/math" xmlns:v="urn:schemas-microsoft-com:vml" xmlns:wp14="http://schemas.microsoft.com/office/word/2010/wordprocessingDrawing" xmlns:wp="http://schemas.openxmlformats.org/drawingml/2006/wordprocessingDrawing" xmlns:w10="urn:schemas-microsoft-com:office:word" xmlns:w="http://schemas.openxmlformats.org/wordprocessingml/2006/main" xmlns:w14="http://schemas.microsoft.com/office/word/2010/wordml" xmlns:w15="http://schemas.microsoft.com/office/word/2012/wordml" xmlns:w16cex="http://schemas.microsoft.com/office/word/2018/wordml/cex" xmlns:w16cid="http://schemas.microsoft.com/office/word/2016/wordml/cid" xmlns:w16="http://schemas.microsoft.com/office/word/2018/wordml" xmlns:w16du="http://schemas.microsoft.com/office/word/2023/wordml/word16du" xmlns:w16sdtdh="http://schemas.microsoft.com/office/word/2020/wordml/sdtdatahash" xmlns:w16sdtfl="http://schemas.microsoft.com/office/word/2024/wordml/sdtformatlock" xmlns:w16se="http://schemas.microsoft.com/office/word/2015/wordml/symex" xmlns:wpg="http://schemas.microsoft.com/office/word/2010/wordprocessingGroup" xmlns:wpi="http://schemas.microsoft.com/office/word/2010/wordprocessingInk" xmlns:wne="http://schemas.microsoft.com/office/word/2006/wordml" xmlns:wps="http://schemas.microsoft.com/office/word/2010/wordprocessingShape" mc:Ignorable="w14 w15 w16se w16cid w16 w16cex w16sdtdh w16sdtfl w16du wp14">
-  <w:p>
-    <w:pPr>
-      <w:pStyle w:val="Rodap"/>
-    </w:pPr>
-    <w:r>
-      <w:rPr>
-        <w:noProof/>
-      </w:rPr>
-      <mc:AlternateContent>
-        <mc:Choice Requires="wps">
-          <w:drawing>
-            <wp:anchor distT="0" distB="0" distL="0" distR="0" simplePos="0" relativeHeight="251658241" behindDoc="0" locked="0" layoutInCell="1" allowOverlap="1" wp14:anchorId="16F8D0A3" wp14:editId="36935EA4">
-              <wp:simplePos x="635" y="635"/>
-              <wp:positionH relativeFrom="page">
-                <wp:align>left</wp:align>
-              </wp:positionH>
-              <wp:positionV relativeFrom="page">
-                <wp:align>bottom</wp:align>
-              </wp:positionV>
-              <wp:extent cx="4164330" cy="404495"/>
-              <wp:effectExtent l="0" t="0" r="7620" b="0"/>
-              <wp:wrapNone/>
-              <wp:docPr id="384725678" name="Caixa de Texto 3" descr="*** Clasificado CORPORATIVO por TELEFÓNICA. *** Classified CORPORATE by TELEFÓNICA.&#10;*** Classificado como CORPORATIVO pela TELEFÓNICA. *** Von TELEFÓNICA als UNTERNEHMENSINTERN eingestuft.">
-                <a:extLst xmlns:a="http://schemas.openxmlformats.org/drawingml/2006/main">
-                  <a:ext uri="{5AE41FA2-C0FF-4470-9BD4-5FADCA87CBE2}">
-                    <aclsh:classification xmlns:aclsh="http://schemas.microsoft.com/office/drawing/2020/classificationShape" classificationOutcomeType="ftr"/>
-                  </a:ext>
-                </a:extLst>
-              </wp:docPr>
-              <wp:cNvGraphicFramePr/>
-              <a:graphic xmlns:a="http://schemas.openxmlformats.org/drawingml/2006/main">
-                <a:graphicData uri="http://schemas.microsoft.com/office/word/2010/wordprocessingShape">
-                  <wps:wsp>
-                    <wps:cNvSpPr txBox="1"/>
-                    <wps:spPr>
-                      <a:xfrm>
-                        <a:off x="0" y="0"/>
-                        <a:ext cx="4164330" cy="404495"/>
-                      </a:xfrm>
-                      <a:prstGeom prst="rect">
-                        <a:avLst/>
-                      </a:prstGeom>
-                      <a:noFill/>
-                      <a:ln>
-                        <a:noFill/>
-                      </a:ln>
-                    </wps:spPr>
-                    <wps:txbx>
-                      <w:txbxContent>
-                        <w:p>
-                          <w:pPr>
-                            <w:spacing w:after="0"/>
-                            <w:rPr>
-                              <w:rFonts w:ascii="Aptos" w:eastAsia="Aptos" w:hAnsi="Aptos" w:cs="Aptos"/>
-                              <w:noProof/>
-                              <w:color w:val="000000"/>
-                              <w:sz w:val="12"/>
-                              <w:szCs w:val="12"/>
-                              <w:lang w:val="pt-BR"/>
-                            </w:rPr>
-                          </w:pPr>
-                          <w:r>
-                            <w:rPr>
-                              <w:rFonts w:ascii="Aptos" w:eastAsia="Aptos" w:hAnsi="Aptos" w:cs="Aptos"/>
-                              <w:noProof/>
-                              <w:color w:val="000000"/>
-                              <w:sz w:val="12"/>
-                              <w:szCs w:val="12"/>
-                              <w:lang w:val="pt-BR"/>
-                            </w:rPr>
-                            <w:t>*** Clasificado CORPORATIVO por TELEFÓNICA. *** Classified CORPORATE by TELEFÓNICA.</w:t>
-                          </w:r>
-                        </w:p>
-                        <w:p>
-                          <w:pPr>
-                            <w:spacing w:after="0"/>
-                            <w:rPr>
-                              <w:rFonts w:ascii="Aptos" w:eastAsia="Aptos" w:hAnsi="Aptos" w:cs="Aptos"/>
-                              <w:noProof/>
-                              <w:color w:val="000000"/>
-                              <w:sz w:val="12"/>
-                              <w:szCs w:val="12"/>
-                            </w:rPr>
-                          </w:pPr>
-                          <w:r>
-                            <w:rPr>
-                              <w:rFonts w:ascii="Aptos" w:eastAsia="Aptos" w:hAnsi="Aptos" w:cs="Aptos"/>
-                              <w:noProof/>
-                              <w:color w:val="000000"/>
-                              <w:sz w:val="12"/>
-                              <w:szCs w:val="12"/>
-                              <w:lang w:val="pt-BR"/>
-                            </w:rPr>
-                            <w:t xml:space="preserve">*** Classificado como CORPORATIVO pela TELEFÓNICA. </w:t>
-                          </w:r>
-                          <w:r>
-                            <w:rPr>
-                              <w:rFonts w:ascii="Aptos" w:eastAsia="Aptos" w:hAnsi="Aptos" w:cs="Aptos"/>
-                              <w:noProof/>
-                              <w:color w:val="000000"/>
-                              <w:sz w:val="12"/>
-                              <w:szCs w:val="12"/>
-                            </w:rPr>
-                            <w:t>*** Von TELEFÓNICA als UNTERNEHMENSINTERN eingestuft.</w:t>
-                          </w:r>
-                        </w:p>
-                      </w:txbxContent>
-                    </wps:txbx>
-                    <wps:bodyPr rot="0" spcFirstLastPara="0" vertOverflow="overflow" horzOverflow="overflow" vert="horz" wrap="none" lIns="254000" tIns="0" rIns="0" bIns="190500" numCol="1" spcCol="0" rtlCol="0" fromWordArt="0" anchor="b" anchorCtr="0" forceAA="0" compatLnSpc="1">
-                      <a:prstTxWarp prst="textNoShape">
-                        <a:avLst/>
-                      </a:prstTxWarp>
-                      <a:spAutoFit/>
-                    </wps:bodyPr>
-                  </wps:wsp>
-                </a:graphicData>
-              </a:graphic>
-            </wp:anchor>
-          </w:drawing>
-        </mc:Choice>
-        <mc:Fallback>
-          <w:pict>
-            <v:shapetype w14:anchorId="16F8D0A3" id="_x0000_t202" coordsize="21600,21600" o:spt="202" path="m,l,21600r21600,l21600,xe">
-              <v:stroke joinstyle="miter"/>
-              <v:path gradientshapeok="t" o:connecttype="rect"/>
-            </v:shapetype>
-            <v:shape id="Caixa de Texto 3" o:spid="_x0000_s1027" type="#_x0000_t202" alt="*** Clasificado CORPORATIVO por TELEFÓNICA. *** Classified CORPORATE by TELEFÓNICA.&#10;*** Classificado como CORPORATIVO pela TELEFÓNICA. *** Von TELEFÓNICA als UNTERNEHMENSINTERN eingestuft." style="position:absolute;margin-left:0;margin-top:0;width:327.9pt;height:31.85pt;z-index:251658241;visibility:visible;mso-wrap-style:none;mso-wrap-distance-left:0;mso-wrap-distance-top:0;mso-wrap-distance-right:0;mso-wrap-distance-bottom:0;mso-position-horizontal:left;mso-position-horizontal-relative:page;mso-position-vertical:bottom;mso-position-vertical-relative:page;v-text-anchor:bottom" o:gfxdata="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" filled="f" stroked="f">
-              <v:fill o:detectmouseclick="t"/>
-              <v:textbox style="mso-fit-shape-to-text:t" inset="20pt,0,0,15pt">
-                <w:txbxContent>
-                  <w:p>
-                    <w:pPr>
-                      <w:spacing w:after="0"/>
-                      <w:rPr>
-                        <w:rFonts w:ascii="Aptos" w:eastAsia="Aptos" w:hAnsi="Aptos" w:cs="Aptos"/>
-                        <w:noProof/>
-                        <w:color w:val="000000"/>
-                        <w:sz w:val="12"/>
-                        <w:szCs w:val="12"/>
-                        <w:lang w:val="pt-BR"/>
-                      </w:rPr>
-                    </w:pPr>
-                    <w:r>
-                      <w:rPr>
-                        <w:rFonts w:ascii="Aptos" w:eastAsia="Aptos" w:hAnsi="Aptos" w:cs="Aptos"/>
-                        <w:noProof/>
-                        <w:color w:val="000000"/>
-                        <w:sz w:val="12"/>
-                        <w:szCs w:val="12"/>
-                        <w:lang w:val="pt-BR"/>
-                      </w:rPr>
-                      <w:t>*** Clasificado CORPORATIVO por TELEFÓNICA. *** Classified CORPORATE by TELEFÓNICA.</w:t>
-                    </w:r>
-                  </w:p>
-                  <w:p>
-                    <w:pPr>
-                      <w:spacing w:after="0"/>
-                      <w:rPr>
-                        <w:rFonts w:ascii="Aptos" w:eastAsia="Aptos" w:hAnsi="Aptos" w:cs="Aptos"/>
-                        <w:noProof/>
-                        <w:color w:val="000000"/>
-                        <w:sz w:val="12"/>
-                        <w:szCs w:val="12"/>
-                      </w:rPr>
-                    </w:pPr>
-                    <w:r>
-                      <w:rPr>
-                        <w:rFonts w:ascii="Aptos" w:eastAsia="Aptos" w:hAnsi="Aptos" w:cs="Aptos"/>
-                        <w:noProof/>
-                        <w:color w:val="000000"/>
-                        <w:sz w:val="12"/>
-                        <w:szCs w:val="12"/>
-                        <w:lang w:val="pt-BR"/>
-                      </w:rPr>
-                      <w:t xml:space="preserve">*** Classificado como CORPORATIVO pela TELEFÓNICA. </w:t>
-                    </w:r>
-                    <w:r>
-                      <w:rPr>
-                        <w:rFonts w:ascii="Aptos" w:eastAsia="Aptos" w:hAnsi="Aptos" w:cs="Aptos"/>
-                        <w:noProof/>
-                        <w:color w:val="000000"/>
-                        <w:sz w:val="12"/>
-                        <w:szCs w:val="12"/>
-                      </w:rPr>
-                      <w:t>*** Von TELEFÓNICA als UNTERNEHMENSINTERN eingestuft.</w:t>
-                    </w:r>
-                  </w:p>
-                </w:txbxContent>
-              </v:textbox>
-              <w10:wrap anchorx="page" anchory="page"/>
-            </v:shape>
-          </w:pict>
-        </mc:Fallback>
-      </mc:AlternateContent>
-    </w:r>
-  </w:p>
-</w:ftr>
-</file>
-
-<file path=word/footer3.xml><?xml version="1.0" encoding="utf-8"?>
 <w:ftr xmlns:wpc="http://schemas.microsoft.com/office/word/2010/wordprocessingCanvas" xmlns:cx="http://schemas.microsoft.com/office/drawing/2014/chartex" xmlns:cx1="http://schemas.microsoft.com/office/drawing/2015/9/8/chartex" xmlns:cx2="http://schemas.microsoft.com/office/drawing/2015/10/21/chartex" xmlns:cx3="http://schemas.microsoft.com/office/drawing/2016/5/9/chartex" xmlns:cx4="http://schemas.microsoft.com/office/drawing/2016/5/10/chartex" xmlns:cx5="http://schemas.microsoft.com/office/drawing/2016/5/11/chartex" xmlns:cx6="http://schemas.microsoft.com/office/drawing/2016/5/12/chartex" xmlns:cx7="http://schemas.microsoft.com/office/drawing/2016/5/13/chartex" xmlns:cx8="http://schemas.microsoft.com/office/drawing/2016/5/14/chartex" xmlns:mc="http://schemas.openxmlformats.org/markup-compatibility/2006" xmlns:aink="http://schemas.microsoft.com/office/drawing/2016/ink" xmlns:am3d="http://schemas.microsoft.com/office/drawing/2017/model3d" xmlns:o="urn:schemas-microsoft-com:office:office" xmlns:oel="http://schemas.microsoft.com/office/2019/extlst" xmlns:r="http://schemas.openxmlformats.org/officeDocument/2006/relationships" xmlns:m="http://schemas.openxmlformats.org/officeDocument/2006/math" xmlns:v="urn:schemas-microsoft-com:vml" xmlns:wp14="http://schemas.microsoft.com/office/word/2010/wordprocessingDrawing" xmlns:wp="http://schemas.openxmlformats.org/drawingml/2006/wordprocessingDrawing" xmlns:w10="urn:schemas-microsoft-com:office:word" xmlns:w="http://schemas.openxmlformats.org/wordprocessingml/2006/main" xmlns:w14="http://schemas.microsoft.com/office/word/2010/wordml" xmlns:w15="http://schemas.microsoft.com/office/word/2012/wordml" xmlns:w16cex="http://schemas.microsoft.com/office/word/2018/wordml/cex" xmlns:w16cid="http://schemas.microsoft.com/office/word/2016/wordml/cid" xmlns:w16="http://schemas.microsoft.com/office/word/2018/wordml" xmlns:w16du="http://schemas.microsoft.com/office/word/2023/wordml/word16du" xmlns:w16sdtdh="http://schemas.microsoft.com/office/word/2020/wordml/sdtdatahash" xmlns:w16sdtfl="http://schemas.microsoft.com/office/word/2024/wordml/sdtformatlock" xmlns:w16se="http://schemas.microsoft.com/office/word/2015/wordml/symex" xmlns:wpg="http://schemas.microsoft.com/office/word/2010/wordprocessingGroup" xmlns:wpi="http://schemas.microsoft.com/office/word/2010/wordprocessingInk" xmlns:wne="http://schemas.microsoft.com/office/word/2006/wordml" xmlns:wps="http://schemas.microsoft.com/office/word/2010/wordprocessingShape" mc:Ignorable="w14 w15 w16se w16cid w16 w16cex w16sdtdh w16sdtfl w16du wp14">
   <w:p>
     <w:pPr>
@@ -1489,8 +2046,7 @@
               <v:stroke joinstyle="miter"/>
               <v:path gradientshapeok="t" o:connecttype="rect"/>
             </v:shapetype>
-            <v:shape id="Caixa de Texto 1" o:spid="_x0000_s1028" type="#_x0000_t202" alt="*** Clasificado CORPORATIVO por TELEFÓNICA. *** Classified CORPORATE by TELEFÓNICA.&#10;*** Classificado como CORPORATIVO pela TELEFÓNICA. *** Von TELEFÓNICA als UNTERNEHMENSINTERN eingestuft." style="position:absolute;margin-left:0;margin-top:0;width:327.9pt;height:31.85pt;z-index:251658242;visibility:visible;mso-wrap-style:none;mso-wrap-distance-left:0;mso-wrap-distance-top:0;mso-wrap-distance-right:0;mso-wrap-distance-bottom:0;mso-position-horizontal:left;mso-position-horizontal-relative:page;mso-position-vertical:bottom;mso-position-vertical-relative:page;v-text-anchor:bottom" o:gfxdata="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" filled="f" stroked="f">
-              <v:fill o:detectmouseclick="t"/>
+            <v:shape id="Caixa de Texto 1" o:spid="_x0000_s1027" type="#_x0000_t202" alt="*** Clasificado CORPORATIVO por TELEFÓNICA. *** Classified CORPORATE by TELEFÓNICA.&#10;*** Classificado como CORPORATIVO pela TELEFÓNICA. *** Von TELEFÓNICA als UNTERNEHMENSINTERN eingestuft." style="position:absolute;margin-left:0;margin-top:0;width:327.9pt;height:31.85pt;z-index:251658242;visibility:visible;mso-wrap-style:none;mso-wrap-distance-left:0;mso-wrap-distance-top:0;mso-wrap-distance-right:0;mso-wrap-distance-bottom:0;mso-position-horizontal:left;mso-position-horizontal-relative:page;mso-position-vertical:bottom;mso-position-vertical-relative:page;v-text-anchor:bottom" o:gfxdata="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" filled="f" stroked="f">
               <v:textbox style="mso-fit-shape-to-text:t" inset="20pt,0,0,15pt">
                 <w:txbxContent>
                   <w:p>
